--- a/examples/word/pictures.docx
+++ b/examples/word/pictures.docx
@@ -41,7 +41,7 @@
                     <pic:cNvPicPr/>
                   </pic:nvPicPr>
                   <pic:blipFill>
-                    <a:blip r:embed="R37daf6250dc34664" cstate="print"/>
+                    <a:blip r:embed="Rc2ba467ae60c4f5d" cstate="print"/>
                     <a:stretch>
                       <a:fillRect/>
                     </a:stretch>
@@ -101,7 +101,7 @@
                     <pic:cNvPicPr/>
                   </pic:nvPicPr>
                   <pic:blipFill>
-                    <a:blip r:embed="Rcb37ce1124b6410a" cstate="print"/>
+                    <a:blip r:embed="Re0ecc4a905a44f59" cstate="print"/>
                     <a:srcRect l="10000" t="5000" r="15000" b="8000"/>
                     <a:stretch>
                       <a:fillRect/>
@@ -162,7 +162,7 @@
                     <pic:cNvPicPr/>
                   </pic:nvPicPr>
                   <pic:blipFill>
-                    <a:blip r:embed="Rfb52970116b24eb9" cstate="print"/>
+                    <a:blip r:embed="R56b9d91d21e14868" cstate="print"/>
                     <a:stretch>
                       <a:fillRect/>
                     </a:stretch>
@@ -223,7 +223,7 @@
                     <pic:cNvPicPr/>
                   </pic:nvPicPr>
                   <pic:blipFill>
-                    <a:blip r:embed="R21e85173cdbf4621" cstate="print"/>
+                    <a:blip r:embed="R891b312129dc4530" cstate="print"/>
                     <a:stretch>
                       <a:fillRect/>
                     </a:stretch>
@@ -284,7 +284,7 @@
                     <pic:cNvPicPr/>
                   </pic:nvPicPr>
                   <pic:blipFill>
-                    <a:blip r:embed="Re161aaa8cf444827" cstate="print"/>
+                    <a:blip r:embed="Rf25cf49c23434a79" cstate="print"/>
                     <a:stretch>
                       <a:fillRect/>
                     </a:stretch>
@@ -353,7 +353,7 @@
                     <pic:cNvPicPr/>
                   </pic:nvPicPr>
                   <pic:blipFill>
-                    <a:blip r:embed="R4eeb60b3f5a24aa2" cstate="print"/>
+                    <a:blip r:embed="R234e149e64284af4" cstate="print"/>
                     <a:stretch>
                       <a:fillRect/>
                     </a:stretch>
@@ -411,12 +411,79 @@
                 <pic:pic>
                   <pic:nvPicPr>
                     <pic:cNvPr id="7" name="Banner linking to example.com">
-                      <a:hlinkClick r:id="Re352e8cda00d4f71"/>
+                      <a:hlinkClick r:id="Ra0269bed1234456f"/>
                     </pic:cNvPr>
                     <pic:cNvPicPr/>
                   </pic:nvPicPr>
                   <pic:blipFill>
-                    <a:blip r:embed="R00308e36efa54abe" cstate="print"/>
+                    <a:blip r:embed="Rea5533e05748492c" cstate="print"/>
+                    <a:stretch>
+                      <a:fillRect/>
+                    </a:stretch>
+                  </pic:blipFill>
+                  <pic:spPr>
+                    <a:xfrm>
+                      <a:off x="0" y="0"/>
+                      <a:ext cx="3600000" cy="900000"/>
+                    </a:xfrm>
+                    <a:prstGeom prst="rect">
+                      <a:avLst/>
+                    </a:prstGeom>
+                  </pic:spPr>
+                </pic:pic>
+              </a:graphicData>
+            </a:graphic>
+          </wp:inline>
+        </w:drawing>
+      </w:r>
+    </w:p>
+    <w:p>
+      <w:pPr>
+        <w:pStyle w:val="Heading1"/>
+      </w:pPr>
+      <w:r>
+        <w:rPr/>
+        <w:t xml:space="preserve">8. Decorative Picture (accessibility)</w:t>
+      </w:r>
+    </w:p>
+    <w:p>
+      <w:pPr/>
+      <w:r>
+        <w:rPr/>
+        <w:t xml:space="preserve">decorative=true marks the image as decorative: screen readers skip it entirely (no alt text is announced). Stored as an adec:decorative extension under the picture's docPr. Use it for purely ornamental images that carry no information.</w:t>
+      </w:r>
+    </w:p>
+    <w:p>
+      <w:pPr/>
+      <w:r>
+        <w:rPr/>
+        <w:t xml:space="preserve"/>
+      </w:r>
+      <w:r>
+        <w:rPr/>
+        <w:drawing>
+          <wp:inline distT="0" distB="0" distL="0" distR="0">
+            <wp:extent cx="3600000" cy="900000"/>
+            <wp:effectExtent l="0" t="0" r="0" b="0"/>
+            <wp:docPr id="8" name="pictures-banner.png" descr="">
+              <a:extLst>
+                <a:ext uri="{C183D7F6-DF14-4A22-8298-3B9A5F5C6C3B}">
+                  <adec:decorative xmlns:adec="http://schemas.microsoft.com/office/drawing/2017/decorative" val="1"/>
+                </a:ext>
+              </a:extLst>
+            </wp:docPr>
+            <wp:cNvGraphicFramePr>
+              <a:graphicFrameLocks noChangeAspect="1"/>
+            </wp:cNvGraphicFramePr>
+            <a:graphic>
+              <a:graphicData uri="http://schemas.openxmlformats.org/drawingml/2006/picture">
+                <pic:pic>
+                  <pic:nvPicPr>
+                    <pic:cNvPr id="8" name="pictures-banner.png"/>
+                    <pic:cNvPicPr/>
+                  </pic:nvPicPr>
+                  <pic:blipFill>
+                    <a:blip r:embed="R62352200d7d04b84" cstate="print"/>
                     <a:stretch>
                       <a:fillRect/>
                     </a:stretch>
